--- a/project/documents/merged/Document2.docx
+++ b/project/documents/merged/Document2.docx
@@ -4,546 +4,1750 @@
   <w:body>
     <w:p>
       <w:pPr>
-        <w:widowControl/>
         <w:tabs>
-          <w:tab w:val="center" w:pos="3902"/>
+          <w:tab w:val="left" w:pos="2520"/>
         </w:tabs>
-        <w:spacing w:line="360" w:lineRule="auto"/>
-        <w:rPr>
-          <w:rFonts w:ascii="Times New Roman" w:eastAsia="@WipoUni" w:hAnsi="Times New Roman"/>
-        </w:rPr>
-      </w:pPr>
-      <w:r>
-        <w:rPr>
-          <w:rFonts w:ascii="Times New Roman" w:eastAsia="@WipoUni" w:hAnsi="Times New Roman"/>
-          <w:u w:val="single"/>
-        </w:rPr>
-        <w:t>NOTARIAL CERTIFICATE</w:t>
-      </w:r>
-    </w:p>
-    <w:p>
-      <w:pPr>
-        <w:widowControl/>
-        <w:spacing w:line="360" w:lineRule="auto"/>
-        <w:rPr>
-          <w:rFonts w:ascii="Times New Roman" w:eastAsia="@WipoUni" w:hAnsi="Times New Roman"/>
-        </w:rPr>
-      </w:pPr>
-    </w:p>
-    <w:p>
-      <w:pPr>
-        <w:widowControl/>
-        <w:spacing w:line="360" w:lineRule="auto"/>
-        <w:rPr>
-          <w:rFonts w:ascii="Times New Roman" w:eastAsia="@WipoUni" w:hAnsi="Times New Roman"/>
-        </w:rPr>
-      </w:pPr>
-    </w:p>
-    <w:p>
-      <w:pPr>
-        <w:widowControl/>
-        <w:rPr>
-          <w:rFonts w:ascii="Times New Roman" w:eastAsia="@WipoUni" w:hAnsi="Times New Roman"/>
-        </w:rPr>
-      </w:pPr>
-      <w:r>
-        <w:rPr>
-          <w:rFonts w:ascii="Times New Roman" w:eastAsia="@WipoUni" w:hAnsi="Times New Roman"/>
-        </w:rPr>
-        <w:t xml:space="preserve">State of </w:t>
-      </w:r>
-      <w:smartTag w:uri="urn:schemas-microsoft-com:office:smarttags" w:element="place">
-        <w:smartTag w:uri="urn:schemas-microsoft-com:office:smarttags" w:element="State">
-          <w:r>
-            <w:rPr>
-              <w:rFonts w:ascii="Times New Roman" w:eastAsia="@WipoUni" w:hAnsi="Times New Roman"/>
-            </w:rPr>
-            <w:t>Minnesota</w:t>
-          </w:r>
-        </w:smartTag>
-      </w:smartTag>
-      <w:r>
-        <w:rPr>
-          <w:rFonts w:ascii="Times New Roman" w:eastAsia="@WipoUni" w:hAnsi="Times New Roman"/>
-        </w:rPr>
-        <w:tab/>
-        <w:t>)</w:t>
-      </w:r>
-    </w:p>
-    <w:p>
-      <w:pPr>
-        <w:widowControl/>
-        <w:ind w:firstLine="2160"/>
-        <w:rPr>
-          <w:rFonts w:ascii="Times New Roman" w:eastAsia="@WipoUni" w:hAnsi="Times New Roman"/>
-        </w:rPr>
-      </w:pPr>
-      <w:r>
-        <w:rPr>
-          <w:rFonts w:ascii="Times New Roman" w:eastAsia="@WipoUni" w:hAnsi="Times New Roman"/>
-        </w:rPr>
-        <w:t>)</w:t>
-      </w:r>
-      <w:r>
-        <w:rPr>
-          <w:rFonts w:ascii="Times New Roman" w:eastAsia="@WipoUni" w:hAnsi="Times New Roman"/>
-        </w:rPr>
-        <w:tab/>
-      </w:r>
-    </w:p>
-    <w:p>
-      <w:pPr>
-        <w:widowControl/>
-        <w:rPr>
-          <w:rFonts w:ascii="Times New Roman" w:eastAsia="@WipoUni" w:hAnsi="Times New Roman"/>
-        </w:rPr>
-      </w:pPr>
-      <w:smartTag w:uri="urn:schemas-microsoft-com:office:smarttags" w:element="place">
-        <w:smartTag w:uri="urn:schemas-microsoft-com:office:smarttags" w:element="PlaceType">
-          <w:r>
-            <w:rPr>
-              <w:rFonts w:ascii="Times New Roman" w:eastAsia="@WipoUni" w:hAnsi="Times New Roman"/>
-            </w:rPr>
-            <w:t>County</w:t>
-          </w:r>
-        </w:smartTag>
-        <w:r>
-          <w:rPr>
-            <w:rFonts w:ascii="Times New Roman" w:eastAsia="@WipoUni" w:hAnsi="Times New Roman"/>
-          </w:rPr>
-          <w:t xml:space="preserve"> of </w:t>
-        </w:r>
-        <w:smartTag w:uri="urn:schemas-microsoft-com:office:smarttags" w:element="PlaceName">
-          <w:r>
-            <w:rPr>
-              <w:rFonts w:ascii="Times New Roman" w:eastAsia="@WipoUni" w:hAnsi="Times New Roman"/>
-            </w:rPr>
-            <w:t>Hennepin</w:t>
-          </w:r>
-        </w:smartTag>
-      </w:smartTag>
-      <w:r>
-        <w:rPr>
-          <w:rFonts w:ascii="Times New Roman" w:eastAsia="@WipoUni" w:hAnsi="Times New Roman"/>
-        </w:rPr>
-        <w:tab/>
-        <w:t>)</w:t>
-      </w:r>
-    </w:p>
-    <w:p>
-      <w:pPr>
-        <w:widowControl/>
-        <w:rPr>
-          <w:rFonts w:ascii="Times New Roman" w:eastAsia="@WipoUni" w:hAnsi="Times New Roman"/>
-        </w:rPr>
-      </w:pPr>
-    </w:p>
-    <w:p>
-      <w:pPr>
-        <w:widowControl/>
-        <w:rPr>
-          <w:rFonts w:ascii="Times New Roman" w:eastAsia="@WipoUni" w:hAnsi="Times New Roman"/>
-        </w:rPr>
-      </w:pPr>
-    </w:p>
-    <w:p>
-      <w:pPr>
-        <w:widowControl/>
-        <w:spacing w:line="360" w:lineRule="auto"/>
-        <w:rPr>
-          <w:rFonts w:ascii="Times New Roman" w:eastAsia="@WipoUni" w:hAnsi="Times New Roman"/>
-        </w:rPr>
-      </w:pPr>
-      <w:r>
-        <w:rPr>
-          <w:rFonts w:ascii="Times New Roman" w:eastAsia="@WipoUni" w:hAnsi="Times New Roman"/>
-        </w:rPr>
-        <w:t xml:space="preserve">I, </w:t>
-      </w:r>
-      <w:r>
-        <w:rPr>
-          <w:rFonts w:ascii="Times New Roman" w:eastAsia="@WipoUni" w:hAnsi="Times New Roman"/>
-        </w:rPr>
-        <w:t>NO FF CMG PERSONNEL</w:t>
-      </w:r>
-      <w:r>
-        <w:rPr>
-          <w:rFonts w:ascii="Times New Roman" w:eastAsia="@WipoUni" w:hAnsi="Times New Roman"/>
-        </w:rPr>
-        <w:t xml:space="preserve">, a foreign filing case manager of the law firm Schwegman Lundberg &amp; Woessner, P.A., </w:t>
-      </w:r>
-      <w:r>
-        <w:rPr>
-          <w:rFonts w:ascii="Times New Roman" w:eastAsia="@WipoUni" w:hAnsi="Times New Roman"/>
+        <w:jc w:val="center"/>
+        <w:rPr>
+          <w:bCs/>
+          <w:u w:val="single"/>
+        </w:rPr>
+      </w:pPr>
+      <w:r>
+        <w:rPr>
+          <w:bCs/>
+          <w:u w:val="single"/>
+        </w:rPr>
+        <w:t>IN THE UNITED STATES PATENT AND TRADEMARK OFFICE</w:t>
+      </w:r>
+    </w:p>
+    <w:p>
+      <w:pPr>
+        <w:pStyle w:val="EnvelopeReturn"/>
+        <w:jc w:val="center"/>
+        <w:rPr>
+          <w:rFonts w:ascii="Times New Roman" w:hAnsi="Times New Roman" w:cs="Times New Roman"/>
+          <w:sz w:val="24"/>
+          <w:szCs w:val="24"/>
+        </w:rPr>
+      </w:pPr>
+    </w:p>
+    <w:p>
+      <w:pPr>
+        <w:tabs>
+          <w:tab w:val="left" w:pos="-1440"/>
+        </w:tabs>
+        <w:ind w:left="720" w:hanging="720"/>
+      </w:pPr>
+      <w:r>
+        <w:t>Inventor(s):     Wiley E. Coyote</w:t>
+      </w:r>
+    </w:p>
+    <w:p>
+      <w:pPr>
+        <w:tabs>
+          <w:tab w:val="left" w:pos="-1440"/>
+        </w:tabs>
+        <w:ind w:left="720" w:hanging="720"/>
+      </w:pPr>
+      <w:r>
+        <w:t>Title:</w:t>
+      </w:r>
+      <w:r>
+        <w:tab/>
+        <w:t>Method and apparatus for making a title for a matter 1000</w:t>
+      </w:r>
+    </w:p>
+    <w:p>
+      <w:pPr>
+        <w:tabs>
+          <w:tab w:val="left" w:pos="-1440"/>
+        </w:tabs>
+      </w:pPr>
+    </w:p>
+    <w:p>
+      <w:pPr>
+        <w:tabs>
+          <w:tab w:val="left" w:pos="1800"/>
+          <w:tab w:val="left" w:pos="6120"/>
+          <w:tab w:val="left" w:pos="8280"/>
+        </w:tabs>
+      </w:pPr>
+      <w:r>
+        <w:t>Docket No.:</w:t>
+      </w:r>
+      <w:r>
+        <w:tab/>
+        <w:t>1.003US1</w:t>
+      </w:r>
+      <w:r>
+        <w:tab/>
+        <w:t>Serial No.:</w:t>
+      </w:r>
+      <w:r>
+        <w:tab/>
+        <w:t>12/356,986</w:t>
+      </w:r>
+    </w:p>
+    <w:p>
+      <w:pPr>
+        <w:tabs>
+          <w:tab w:val="left" w:pos="1800"/>
+          <w:tab w:val="left" w:pos="6120"/>
+          <w:tab w:val="left" w:pos="8280"/>
+        </w:tabs>
+      </w:pPr>
+      <w:r>
+        <w:t>Filed:</w:t>
+      </w:r>
+      <w:r>
+        <w:tab/>
+        <w:t>August 21, 2023</w:t>
+      </w:r>
+      <w:r>
+        <w:tab/>
+      </w:r>
+      <w:r>
+        <w:t>Group Art Unit:</w:t>
+      </w:r>
+      <w:r>
+        <w:tab/>
+        <w:t>Unknown</w:t>
+      </w:r>
+    </w:p>
+    <w:p>
+      <w:pPr>
+        <w:tabs>
+          <w:tab w:val="left" w:pos="1800"/>
+          <w:tab w:val="left" w:pos="6120"/>
+          <w:tab w:val="left" w:pos="8280"/>
+        </w:tabs>
+      </w:pPr>
+      <w:r>
+        <w:t>Examiner:</w:t>
+      </w:r>
+      <w:r>
+        <w:tab/>
+        <w:t>Unknown</w:t>
+      </w:r>
+      <w:r>
+        <w:tab/>
+      </w:r>
+      <w:r>
+        <w:t>Confirmation No.:</w:t>
+      </w:r>
+      <w:r>
+        <w:tab/>
+        <w:t>2225</w:t>
+      </w:r>
+    </w:p>
+    <w:p>
+      <w:pPr>
+        <w:tabs>
+          <w:tab w:val="left" w:pos="1800"/>
+          <w:tab w:val="left" w:pos="6120"/>
+          <w:tab w:val="left" w:pos="8280"/>
+        </w:tabs>
+      </w:pPr>
+      <w:r>
+        <w:t>Customer No.:</w:t>
+      </w:r>
+      <w:r>
+        <w:tab/>
+        <w:t>21186</w:t>
+      </w:r>
+      <w:r>
+        <w:tab/>
+      </w:r>
+    </w:p>
+    <w:p>
+      <w:pPr>
+        <w:rPr>
+          <w:bCs/>
+        </w:rPr>
+      </w:pPr>
+    </w:p>
+    <w:p>
+      <w:r>
+        <w:t>Mail Stop Amendment</w:t>
+      </w:r>
+    </w:p>
+    <w:p>
+      <w:r>
+        <w:t>Commissioner for Patents</w:t>
+      </w:r>
+    </w:p>
+    <w:p>
+      <w:r>
+        <w:t>P.O. Box 1450</w:t>
+      </w:r>
+    </w:p>
+    <w:p>
+      <w:r>
+        <w:t>Alexandria, VA 22313-1450</w:t>
+      </w:r>
+    </w:p>
+    <w:p/>
+    <w:p>
+      <w:pPr>
+        <w:jc w:val="both"/>
+      </w:pPr>
+      <w:r>
+        <w:t>We are transmitting herewith the following attached items (as indicated with an “X”):</w:t>
+      </w:r>
+    </w:p>
+    <w:p>
+      <w:pPr>
+        <w:tabs>
+          <w:tab w:val="left" w:pos="490"/>
+        </w:tabs>
+        <w:ind w:left="490" w:hanging="490"/>
+        <w:rPr>
+          <w:noProof/>
+        </w:rPr>
+      </w:pPr>
+    </w:p>
+    <w:p>
+      <w:pPr>
+        <w:tabs>
+          <w:tab w:val="left" w:pos="490"/>
+        </w:tabs>
+        <w:ind w:left="490" w:hanging="490"/>
+        <w:rPr>
+          <w:noProof/>
+        </w:rPr>
+      </w:pPr>
+      <w:r>
+        <w:rPr>
+          <w:noProof/>
+          <w:u w:val="single"/>
+        </w:rPr>
+        <w:t>X</w:t>
+      </w:r>
+      <w:r>
+        <w:rPr>
+          <w:noProof/>
+          <w:u w:val="single"/>
+        </w:rPr>
+      </w:r>
+      <w:r>
+        <w:rPr>
+          <w:noProof/>
+          <w:u w:val="single"/>
+        </w:rPr>
+      </w:r>
+      <w:r>
+        <w:rPr>
+          <w:noProof/>
+        </w:rPr>
+        <w:tab/>
+      </w:r>
+      <w:r>
+        <w:rPr>
+          <w:noProof/>
+        </w:rPr>
+        <w:t>Transmittal for Power of Attorney to one or More Registered Practioners (PTO/AIA/82) (1 pg.)</w:t>
+      </w:r>
+      <w:r>
+        <w:rPr>
+          <w:noProof/>
+        </w:rPr>
+      </w:r>
+      <w:r>
+        <w:rPr>
+          <w:noProof/>
+        </w:rPr>
+      </w:r>
+    </w:p>
+    <w:p>
+      <w:pPr>
+        <w:tabs>
+          <w:tab w:val="left" w:pos="490"/>
+        </w:tabs>
+        <w:ind w:left="490" w:hanging="490"/>
+        <w:rPr>
+          <w:noProof/>
           <w:sz w:val="22"/>
           <w:szCs w:val="22"/>
         </w:rPr>
-        <w:t>hereby certify that attached hereto</w:t>
-      </w:r>
-      <w:r>
-        <w:rPr>
-          <w:rFonts w:ascii="Times New Roman" w:eastAsia="@WipoUni" w:hAnsi="Times New Roman"/>
+      </w:pPr>
+      <w:r>
+        <w:rPr>
+          <w:noProof/>
           <w:sz w:val="22"/>
           <w:szCs w:val="22"/>
-        </w:rPr>
-        <w:t xml:space="preserve"> is a</w:t>
-      </w:r>
-      <w:r>
-        <w:rPr>
-          <w:rFonts w:ascii="Times New Roman" w:eastAsia="@WipoUni" w:hAnsi="Times New Roman"/>
+          <w:u w:val="single"/>
+        </w:rPr>
+        <w:t>X</w:t>
+      </w:r>
+      <w:r>
+        <w:rPr>
+          <w:noProof/>
           <w:sz w:val="22"/>
           <w:szCs w:val="22"/>
-        </w:rPr>
-        <w:t xml:space="preserve"> true and correct copy of </w:t>
-      </w:r>
-      <w:r>
-        <w:rPr>
-          <w:rFonts w:ascii="Times New Roman" w:eastAsia="@WipoUni" w:hAnsi="Times New Roman"/>
+          <w:u w:val="single"/>
+        </w:rPr>
+      </w:r>
+      <w:r>
+        <w:rPr>
+          <w:noProof/>
           <w:sz w:val="22"/>
           <w:szCs w:val="22"/>
-        </w:rPr>
-        <w:t xml:space="preserve">an </w:t>
-      </w:r>
-      <w:r>
-        <w:rPr>
-          <w:rFonts w:ascii="Times New Roman" w:eastAsia="@WipoUni" w:hAnsi="Times New Roman"/>
+          <w:u w:val="single"/>
+        </w:rPr>
+      </w:r>
+      <w:r>
+        <w:rPr>
+          <w:noProof/>
           <w:sz w:val="22"/>
           <w:szCs w:val="22"/>
         </w:rPr>
-        <w:t>Assignment document in</w:t>
-      </w:r>
-      <w:r>
-        <w:rPr>
-          <w:rFonts w:ascii="Times New Roman" w:eastAsia="@WipoUni" w:hAnsi="Times New Roman"/>
+        <w:tab/>
+      </w:r>
+      <w:r>
+        <w:rPr>
+          <w:noProof/>
           <w:sz w:val="22"/>
           <w:szCs w:val="22"/>
         </w:rPr>
-        <w:t xml:space="preserve"> my </w:t>
-      </w:r>
-      <w:r>
-        <w:rPr>
-          <w:rFonts w:ascii="Times New Roman" w:eastAsia="@WipoUni" w:hAnsi="Times New Roman"/>
+        <w:t>Transmittal for Power of Attorney to one or More Registered Practioners (PTO/AIA/82) (2 pg.)</w:t>
+      </w:r>
+      <w:r>
+        <w:rPr>
+          <w:noProof/>
+        </w:rPr>
+      </w:r>
+      <w:r>
+        <w:rPr>
+          <w:noProof/>
+        </w:rPr>
+      </w:r>
+      <w:r>
+        <w:rPr>
+          <w:noProof/>
           <w:sz w:val="22"/>
           <w:szCs w:val="22"/>
         </w:rPr>
-        <w:t>possession</w:t>
-      </w:r>
-      <w:r>
-        <w:rPr>
-          <w:rFonts w:ascii="Times New Roman" w:eastAsia="@WipoUni" w:hAnsi="Times New Roman"/>
+      </w:r>
+    </w:p>
+    <w:p>
+      <w:pPr>
+        <w:tabs>
+          <w:tab w:val="left" w:pos="490"/>
+        </w:tabs>
+        <w:ind w:left="490" w:hanging="490"/>
+        <w:rPr>
+          <w:bCs/>
+          <w:noProof/>
+        </w:rPr>
+      </w:pPr>
+      <w:r>
+        <w:rPr>
+          <w:bCs/>
+          <w:noProof/>
+          <w:u w:val="single"/>
+        </w:rPr>
+        <w:t>X</w:t>
+      </w:r>
+      <w:r>
+        <w:rPr>
+          <w:bCs/>
+          <w:noProof/>
+        </w:rPr>
+        <w:tab/>
+      </w:r>
+      <w:r>
+        <w:rPr>
+          <w:bCs/>
+          <w:noProof/>
+        </w:rPr>
+        <w:t>test1 (1 pg)</w:t>
+      </w:r>
+    </w:p>
+    <w:p>
+      <w:pPr>
+        <w:tabs>
+          <w:tab w:val="left" w:pos="490"/>
+        </w:tabs>
+        <w:ind w:left="490" w:hanging="490"/>
+        <w:rPr>
+          <w:noProof/>
+        </w:rPr>
+      </w:pPr>
+      <w:r>
+        <w:rPr>
+          <w:noProof/>
+          <w:u w:val="single"/>
+        </w:rPr>
+        <w:t>X</w:t>
+      </w:r>
+      <w:r>
+        <w:rPr>
+          <w:noProof/>
+        </w:rPr>
+        <w:tab/>
+      </w:r>
+      <w:r>
+        <w:rPr>
+          <w:noProof/>
+        </w:rPr>
+        <w:t>test2 (5 pg)</w:t>
+      </w:r>
+    </w:p>
+    <w:p>
+      <w:pPr>
+        <w:tabs>
+          <w:tab w:val="left" w:pos="490"/>
+        </w:tabs>
+        <w:ind w:left="490" w:hanging="490"/>
+        <w:rPr>
+          <w:noProof/>
+        </w:rPr>
+      </w:pPr>
+      <w:r>
+        <w:rPr>
+          <w:noProof/>
+          <w:u w:val="single"/>
+        </w:rPr>
+      </w:r>
+      <w:r>
+        <w:rPr>
+          <w:noProof/>
+        </w:rPr>
+        <w:tab/>
+      </w:r>
+    </w:p>
+    <w:p>
+      <w:pPr>
+        <w:tabs>
+          <w:tab w:val="left" w:pos="490"/>
+        </w:tabs>
+        <w:ind w:left="490" w:hanging="490"/>
+        <w:rPr>
+          <w:noProof/>
+        </w:rPr>
+      </w:pPr>
+      <w:r>
+        <w:rPr>
+          <w:noProof/>
+          <w:u w:val="single"/>
+        </w:rPr>
+      </w:r>
+      <w:r>
+        <w:rPr>
+          <w:noProof/>
+        </w:rPr>
+        <w:tab/>
+      </w:r>
+    </w:p>
+    <w:p>
+      <w:pPr>
+        <w:tabs>
+          <w:tab w:val="left" w:pos="490"/>
+        </w:tabs>
+        <w:ind w:left="490" w:hanging="490"/>
+        <w:rPr>
+          <w:noProof/>
+        </w:rPr>
+      </w:pPr>
+      <w:r>
+        <w:rPr>
+          <w:noProof/>
+          <w:u w:val="single"/>
+        </w:rPr>
+      </w:r>
+      <w:r>
+        <w:rPr>
+          <w:noProof/>
+        </w:rPr>
+        <w:tab/>
+      </w:r>
+    </w:p>
+    <w:p>
+      <w:pPr>
+        <w:tabs>
+          <w:tab w:val="left" w:pos="490"/>
+        </w:tabs>
+        <w:ind w:left="490" w:hanging="490"/>
+        <w:rPr>
+          <w:noProof/>
+        </w:rPr>
+      </w:pPr>
+      <w:r>
+        <w:rPr>
+          <w:noProof/>
+          <w:u w:val="single"/>
+        </w:rPr>
+      </w:r>
+      <w:r>
+        <w:rPr>
+          <w:noProof/>
+        </w:rPr>
+        <w:tab/>
+      </w:r>
+    </w:p>
+    <w:p>
+      <w:pPr>
+        <w:tabs>
+          <w:tab w:val="left" w:pos="490"/>
+        </w:tabs>
+        <w:ind w:left="490" w:hanging="490"/>
+        <w:rPr>
+          <w:noProof/>
+        </w:rPr>
+      </w:pPr>
+      <w:r>
+        <w:rPr>
+          <w:noProof/>
+          <w:u w:val="single"/>
+        </w:rPr>
+      </w:r>
+      <w:r>
+        <w:rPr>
+          <w:noProof/>
+        </w:rPr>
+        <w:tab/>
+      </w:r>
+    </w:p>
+    <w:p>
+      <w:pPr>
+        <w:tabs>
+          <w:tab w:val="left" w:pos="490"/>
+        </w:tabs>
+        <w:ind w:left="490" w:hanging="490"/>
+        <w:rPr>
+          <w:noProof/>
+        </w:rPr>
+      </w:pPr>
+      <w:r>
+        <w:rPr>
+          <w:noProof/>
+          <w:u w:val="single"/>
+        </w:rPr>
+      </w:r>
+      <w:r>
+        <w:rPr>
+          <w:noProof/>
+        </w:rPr>
+        <w:tab/>
+      </w:r>
+    </w:p>
+    <w:p>
+      <w:pPr>
+        <w:tabs>
+          <w:tab w:val="left" w:pos="490"/>
+        </w:tabs>
+        <w:ind w:left="490" w:hanging="490"/>
+        <w:rPr>
+          <w:noProof/>
+        </w:rPr>
+      </w:pPr>
+      <w:r>
+        <w:rPr>
+          <w:noProof/>
+          <w:u w:val="single"/>
+        </w:rPr>
+      </w:r>
+      <w:r>
+        <w:rPr>
+          <w:noProof/>
+        </w:rPr>
+        <w:tab/>
+      </w:r>
+    </w:p>
+    <w:p>
+      <w:pPr>
+        <w:tabs>
+          <w:tab w:val="left" w:pos="490"/>
+        </w:tabs>
+        <w:ind w:left="490" w:hanging="490"/>
+        <w:rPr>
+          <w:noProof/>
+        </w:rPr>
+      </w:pPr>
+      <w:r>
+        <w:rPr>
+          <w:noProof/>
+          <w:u w:val="single"/>
+        </w:rPr>
+      </w:r>
+      <w:r>
+        <w:rPr>
+          <w:noProof/>
+        </w:rPr>
+        <w:tab/>
+      </w:r>
+    </w:p>
+    <w:p>
+      <w:pPr>
+        <w:tabs>
+          <w:tab w:val="left" w:pos="490"/>
+        </w:tabs>
+        <w:ind w:left="490" w:hanging="490"/>
+      </w:pPr>
+      <w:r>
+        <w:rPr>
+          <w:noProof/>
+          <w:u w:val="single"/>
+        </w:rPr>
+      </w:r>
+      <w:r>
+        <w:rPr>
+          <w:noProof/>
+          <w:u w:val="single"/>
+        </w:rPr>
+      </w:r>
+      <w:r>
+        <w:rPr>
+          <w:noProof/>
+          <w:u w:val="single"/>
+        </w:rPr>
+      </w:r>
+      <w:r>
+        <w:rPr>
+          <w:noProof/>
+        </w:rPr>
+        <w:tab/>
+      </w:r>
+    </w:p>
+    <w:p>
+      <w:pPr>
+        <w:tabs>
+          <w:tab w:val="left" w:pos="490"/>
+        </w:tabs>
+        <w:ind w:left="490" w:hanging="490"/>
+      </w:pPr>
+    </w:p>
+    <w:p>
+      <w:pPr>
+        <w:rPr>
+          <w:b/>
+          <w:bCs/>
+          <w:noProof/>
+          <w:sz w:val="20"/>
+        </w:rPr>
+      </w:pPr>
+    </w:p>
+    <w:p>
+      <w:pPr>
+        <w:rPr>
+          <w:b/>
+          <w:bCs/>
+          <w:sz w:val="20"/>
+        </w:rPr>
+      </w:pPr>
+      <w:r>
+        <w:rPr>
+          <w:b/>
+          <w:bCs/>
+          <w:sz w:val="20"/>
+        </w:rPr>
+        <w:t xml:space="preserve">If not provided for in a separate paper filed herewith, please consider this a PETITION FOR EXTENSION OF TIME for </w:t>
+      </w:r>
+      <w:proofErr w:type="gramStart"/>
+      <w:r>
+        <w:rPr>
+          <w:b/>
+          <w:bCs/>
+          <w:sz w:val="20"/>
+        </w:rPr>
+        <w:t>sufficient number of</w:t>
+      </w:r>
+      <w:proofErr w:type="gramEnd"/>
+      <w:r>
+        <w:rPr>
+          <w:b/>
+          <w:bCs/>
+          <w:sz w:val="20"/>
+        </w:rPr>
+        <w:t xml:space="preserve"> months to enter these papers and please charge any additional fees or credit overpayment to Deposit Account No. 19-0743. If </w:t>
+      </w:r>
+      <w:r>
+        <w:rPr>
+          <w:b/>
+          <w:bCs/>
+          <w:sz w:val="20"/>
+        </w:rPr>
+        <w:t xml:space="preserve">applicable, any papers or fees supplied herewith </w:t>
+      </w:r>
+      <w:proofErr w:type="gramStart"/>
+      <w:r>
+        <w:rPr>
+          <w:b/>
+          <w:bCs/>
+          <w:sz w:val="20"/>
+        </w:rPr>
+        <w:t>are considered to be</w:t>
+      </w:r>
+      <w:proofErr w:type="gramEnd"/>
+      <w:r>
+        <w:rPr>
+          <w:b/>
+          <w:bCs/>
+          <w:sz w:val="20"/>
+        </w:rPr>
+        <w:t xml:space="preserve"> timely filed pursuant to </w:t>
+      </w:r>
+      <w:r>
+        <w:rPr>
+          <w:b/>
+          <w:bCs/>
+          <w:sz w:val="20"/>
+          <w:lang w:val="en"/>
+        </w:rPr>
+        <w:t>37 C.F.R. § 1.7(a)</w:t>
+      </w:r>
+      <w:r>
+        <w:rPr>
+          <w:b/>
+          <w:bCs/>
+          <w:sz w:val="20"/>
+        </w:rPr>
+        <w:t>, the response period falling on a Federal Holiday, Saturday or Sunday being extended to the next succeeding business day.</w:t>
+      </w:r>
+    </w:p>
+    <w:p>
+      <w:pPr>
+        <w:rPr>
+          <w:b/>
+          <w:bCs/>
+          <w:sz w:val="20"/>
+        </w:rPr>
+      </w:pPr>
+    </w:p>
+    <w:p>
+      <w:pPr>
+        <w:pStyle w:val="EnvelopeReturn"/>
+        <w:rPr>
+          <w:rFonts w:ascii="Times New Roman" w:hAnsi="Times New Roman" w:cs="Times New Roman"/>
+          <w:szCs w:val="24"/>
+        </w:rPr>
+      </w:pPr>
+    </w:p>
+    <w:p>
+      <w:pPr>
+        <w:rPr>
+          <w:spacing w:val="-3"/>
+          <w:sz w:val="28"/>
+          <w:szCs w:val="28"/>
+        </w:rPr>
+      </w:pPr>
+      <w:r>
+        <w:tab/>
+      </w:r>
+      <w:r>
+        <w:tab/>
+      </w:r>
+      <w:r>
+        <w:tab/>
+      </w:r>
+      <w:r>
+        <w:tab/>
+      </w:r>
+      <w:r>
+        <w:tab/>
+      </w:r>
+      <w:r>
+        <w:tab/>
+      </w:r>
+      <w:r>
+        <w:tab/>
+      </w:r>
+      <w:r>
+        <w:tab/>
+      </w:r>
+      <w:r>
+        <w:tab/>
+      </w:r>
+      <w:bookmarkStart w:id="0" w:name="_Hlk31103761"/>
+      <w:r>
+        <w:rPr>
+          <w:sz w:val="28"/>
+          <w:szCs w:val="28"/>
+        </w:rPr>
+        <w:t>/ {{Sig_es_:signer1:signature}} /</w:t>
+      </w:r>
+    </w:p>
+    <w:bookmarkEnd w:id="0"/>
+    <w:p>
+      <w:pPr>
+        <w:tabs>
+          <w:tab w:val="left" w:pos="5940"/>
+          <w:tab w:val="left" w:pos="10080"/>
+        </w:tabs>
+        <w:rPr>
+          <w:u w:val="single"/>
+        </w:rPr>
+      </w:pPr>
+      <w:r>
+        <w:rPr>
           <w:sz w:val="22"/>
           <w:szCs w:val="22"/>
-        </w:rPr>
-        <w:t>.</w:t>
-      </w:r>
-    </w:p>
-    <w:p>
-      <w:pPr>
-        <w:spacing w:line="360" w:lineRule="auto"/>
-        <w:jc w:val="both"/>
-        <w:rPr>
-          <w:rFonts w:ascii="Times New Roman" w:eastAsia="@WipoUni" w:hAnsi="Times New Roman"/>
-        </w:rPr>
-      </w:pPr>
-    </w:p>
-    <w:p>
-      <w:pPr>
-        <w:spacing w:line="360" w:lineRule="auto"/>
-        <w:jc w:val="both"/>
-        <w:rPr>
-          <w:rFonts w:ascii="Times New Roman" w:eastAsia="@WipoUni" w:hAnsi="Times New Roman"/>
-        </w:rPr>
-      </w:pPr>
-      <w:r>
-        <w:rPr>
-          <w:rFonts w:ascii="Times New Roman" w:eastAsia="@WipoUni" w:hAnsi="Times New Roman"/>
-        </w:rPr>
-        <w:t>The Assignment documents show Wiley E. Coyote to &lt;&lt;assignee&gt;&gt; of patent rights, as filed with the United States Patent and Trademark Office in United States Patent Application Serial No.</w:t>
-      </w:r>
-      <w:r>
-        <w:rPr>
-          <w:rFonts w:ascii="Times New Roman" w:hAnsi="Times New Roman"/>
-          <w:bCs/>
-          <w:color w:val="000000"/>
-        </w:rPr>
-        <w:t xml:space="preserve"> 12/356,986 </w:t>
-      </w:r>
-      <w:r>
-        <w:rPr>
-          <w:rFonts w:ascii="Times New Roman" w:eastAsia="@WipoUni" w:hAnsi="Times New Roman"/>
-        </w:rPr>
-        <w:t>filed August 21, 2023 for Method and apparatus for making a title for a matter 1000.</w:t>
-      </w:r>
-    </w:p>
-    <w:p>
-      <w:pPr>
-        <w:spacing w:line="360" w:lineRule="auto"/>
-        <w:jc w:val="both"/>
-        <w:rPr>
-          <w:rFonts w:ascii="Times New Roman" w:eastAsia="@WipoUni" w:hAnsi="Times New Roman"/>
-        </w:rPr>
-      </w:pPr>
-    </w:p>
-    <w:p>
-      <w:pPr>
-        <w:spacing w:line="360" w:lineRule="auto"/>
-        <w:jc w:val="both"/>
-        <w:rPr>
-          <w:rFonts w:ascii="Times New Roman" w:eastAsia="@WipoUni" w:hAnsi="Times New Roman"/>
+          <w:u w:val="single"/>
+        </w:rPr>
+        <w:t xml:space="preserve">SCHWEGMAN </w:t>
+      </w:r>
+      <w:r>
+        <w:rPr>
           <w:sz w:val="22"/>
           <w:szCs w:val="22"/>
-        </w:rPr>
-      </w:pPr>
-      <w:r>
-        <w:rPr>
-          <w:rFonts w:ascii="Times New Roman" w:eastAsia="@WipoUni" w:hAnsi="Times New Roman"/>
-        </w:rPr>
-        <w:t>Signature</w:t>
-      </w:r>
-      <w:r>
-        <w:rPr>
-          <w:rFonts w:ascii="Times New Roman" w:eastAsia="@WipoUni" w:hAnsi="Times New Roman"/>
+          <w:u w:val="single"/>
+        </w:rPr>
+        <w:t>LUNDBERG</w:t>
+      </w:r>
+      <w:r>
+        <w:rPr>
           <w:sz w:val="22"/>
           <w:szCs w:val="22"/>
-        </w:rPr>
-        <w:t>: _________________________</w:t>
-      </w:r>
-      <w:r>
-        <w:rPr>
-          <w:rFonts w:ascii="Times New Roman" w:eastAsia="@WipoUni" w:hAnsi="Times New Roman"/>
+          <w:u w:val="single"/>
+        </w:rPr>
+        <w:t xml:space="preserve"> &amp;</w:t>
+      </w:r>
+      <w:r>
+        <w:rPr>
           <w:sz w:val="22"/>
           <w:szCs w:val="22"/>
-        </w:rPr>
-        <w:t>__</w:t>
-      </w:r>
-      <w:r>
-        <w:rPr>
-          <w:rFonts w:ascii="Times New Roman" w:eastAsia="@WipoUni" w:hAnsi="Times New Roman"/>
-          <w:sz w:val="22"/>
-          <w:szCs w:val="22"/>
-        </w:rPr>
-        <w:t xml:space="preserve">___ </w:t>
-      </w:r>
-      <w:r>
-        <w:rPr>
-          <w:rFonts w:ascii="Times New Roman" w:eastAsia="@WipoUni" w:hAnsi="Times New Roman"/>
-          <w:sz w:val="22"/>
-          <w:szCs w:val="22"/>
-        </w:rPr>
-        <w:t xml:space="preserve">        </w:t>
-      </w:r>
-      <w:r>
-        <w:rPr>
-          <w:rFonts w:ascii="Times New Roman" w:eastAsia="@WipoUni" w:hAnsi="Times New Roman"/>
-        </w:rPr>
-        <w:t>Dated</w:t>
-      </w:r>
-      <w:r>
-        <w:rPr>
-          <w:rFonts w:ascii="Times New Roman" w:eastAsia="@WipoUni" w:hAnsi="Times New Roman"/>
-          <w:sz w:val="22"/>
-          <w:szCs w:val="22"/>
-        </w:rPr>
-        <w:t xml:space="preserve">: </w:t>
-      </w:r>
-      <w:r>
-        <w:rPr>
-          <w:rFonts w:ascii="Times New Roman" w:eastAsia="@WipoUni" w:hAnsi="Times New Roman"/>
-          <w:sz w:val="22"/>
-          <w:szCs w:val="22"/>
-          <w:u w:val="single"/>
-        </w:rPr>
-        <w:t>_________________________</w:t>
-      </w:r>
-      <w:r>
-        <w:rPr>
-          <w:rFonts w:ascii="Times New Roman" w:eastAsia="@WipoUni" w:hAnsi="Times New Roman"/>
-          <w:sz w:val="22"/>
-          <w:szCs w:val="22"/>
-          <w:u w:val="single"/>
-        </w:rPr>
-        <w:t>______</w:t>
-      </w:r>
-    </w:p>
-    <w:p>
-      <w:pPr>
-        <w:spacing w:line="360" w:lineRule="auto"/>
-        <w:jc w:val="both"/>
-        <w:rPr>
-          <w:rFonts w:ascii="Times New Roman" w:eastAsia="@WipoUni" w:hAnsi="Times New Roman"/>
-        </w:rPr>
-      </w:pPr>
-    </w:p>
-    <w:p>
-      <w:pPr>
-        <w:widowControl/>
-        <w:spacing w:line="360" w:lineRule="auto"/>
-        <w:jc w:val="both"/>
-        <w:rPr>
-          <w:rFonts w:ascii="Times New Roman" w:eastAsia="@WipoUni" w:hAnsi="Times New Roman"/>
-        </w:rPr>
-      </w:pPr>
-      <w:r>
-        <w:rPr>
-          <w:rFonts w:ascii="Times New Roman" w:eastAsia="@WipoUni" w:hAnsi="Times New Roman"/>
-        </w:rPr>
-        <w:t xml:space="preserve">I have witnessed before me, in person, </w:t>
-      </w:r>
-      <w:r>
-        <w:rPr>
-          <w:rFonts w:ascii="Times New Roman" w:eastAsia="@WipoUni" w:hAnsi="Times New Roman"/>
-        </w:rPr>
-        <w:t>NO FF CMG PERSONNEL</w:t>
-      </w:r>
-      <w:r>
-        <w:rPr>
-          <w:rFonts w:ascii="Times New Roman" w:eastAsia="@WipoUni" w:hAnsi="Times New Roman"/>
-        </w:rPr>
-        <w:t xml:space="preserve"> and have satisfactory evidence to verify that this person’s true signature was executed on the statement above. </w:t>
-      </w:r>
-    </w:p>
-    <w:p>
-      <w:pPr>
-        <w:widowControl/>
-        <w:spacing w:line="360" w:lineRule="auto"/>
-        <w:jc w:val="both"/>
-        <w:rPr>
-          <w:rFonts w:ascii="Times New Roman" w:eastAsia="@WipoUni" w:hAnsi="Times New Roman"/>
-        </w:rPr>
-      </w:pPr>
-    </w:p>
-    <w:p>
-      <w:pPr>
-        <w:widowControl/>
-        <w:spacing w:line="360" w:lineRule="auto"/>
-        <w:jc w:val="both"/>
-        <w:rPr>
-          <w:rFonts w:ascii="Times New Roman" w:eastAsia="@WipoUni" w:hAnsi="Times New Roman"/>
-        </w:rPr>
-      </w:pPr>
-    </w:p>
-    <w:p>
-      <w:pPr>
-        <w:widowControl/>
-        <w:jc w:val="both"/>
-        <w:rPr>
-          <w:rFonts w:ascii="Times New Roman" w:eastAsia="@WipoUni" w:hAnsi="Times New Roman"/>
-        </w:rPr>
-      </w:pPr>
-      <w:r>
-        <w:rPr>
-          <w:rFonts w:ascii="Times New Roman" w:eastAsia="@WipoUni" w:hAnsi="Times New Roman"/>
-        </w:rPr>
-        <w:t>_______________________________</w:t>
-      </w:r>
-    </w:p>
-    <w:p>
-      <w:pPr>
-        <w:widowControl/>
-        <w:jc w:val="both"/>
-        <w:rPr>
-          <w:rFonts w:ascii="Times New Roman" w:eastAsia="@WipoUni" w:hAnsi="Times New Roman"/>
-        </w:rPr>
-      </w:pPr>
-      <w:r>
-        <w:rPr>
-          <w:rFonts w:ascii="Times New Roman" w:eastAsia="@WipoUni" w:hAnsi="Times New Roman"/>
-        </w:rPr>
-        <w:t>Notary Public</w:t>
-      </w:r>
-      <w:r>
-        <w:rPr>
-          <w:rFonts w:ascii="Times New Roman" w:eastAsia="@WipoUni" w:hAnsi="Times New Roman"/>
-        </w:rPr>
-        <w:tab/>
-      </w:r>
-      <w:r>
-        <w:rPr>
-          <w:rFonts w:ascii="Times New Roman" w:eastAsia="@WipoUni" w:hAnsi="Times New Roman"/>
-        </w:rPr>
-        <w:tab/>
-      </w:r>
-      <w:r>
-        <w:rPr>
-          <w:rFonts w:ascii="Times New Roman" w:eastAsia="@WipoUni" w:hAnsi="Times New Roman"/>
-        </w:rPr>
-        <w:tab/>
-      </w:r>
-      <w:r>
-        <w:rPr>
-          <w:rFonts w:ascii="Times New Roman" w:eastAsia="@WipoUni" w:hAnsi="Times New Roman"/>
-        </w:rPr>
-        <w:tab/>
-      </w:r>
-      <w:r>
-        <w:rPr>
-          <w:rFonts w:ascii="Times New Roman" w:eastAsia="@WipoUni" w:hAnsi="Times New Roman"/>
-        </w:rPr>
-        <w:tab/>
-      </w:r>
-      <w:r>
-        <w:rPr>
-          <w:rFonts w:ascii="Times New Roman" w:eastAsia="@WipoUni" w:hAnsi="Times New Roman"/>
-        </w:rPr>
-        <w:tab/>
-      </w:r>
-      <w:r>
-        <w:rPr>
-          <w:rFonts w:ascii="Times New Roman" w:eastAsia="@WipoUni" w:hAnsi="Times New Roman"/>
-        </w:rPr>
-        <w:tab/>
-        <w:t>(SEAL)</w:t>
-      </w:r>
-    </w:p>
-    <w:p>
-      <w:pPr>
-        <w:widowControl/>
-        <w:jc w:val="both"/>
-        <w:rPr>
-          <w:rFonts w:ascii="Times New Roman" w:eastAsia="@WipoUni" w:hAnsi="Times New Roman"/>
-        </w:rPr>
-      </w:pPr>
-    </w:p>
-    <w:p>
-      <w:pPr>
-        <w:widowControl/>
-        <w:jc w:val="both"/>
-        <w:rPr>
-          <w:rFonts w:ascii="Times New Roman" w:eastAsia="@WipoUni" w:hAnsi="Times New Roman"/>
-        </w:rPr>
-      </w:pPr>
-    </w:p>
-    <w:p>
-      <w:pPr>
-        <w:widowControl/>
-        <w:jc w:val="both"/>
-        <w:rPr>
-          <w:rFonts w:ascii="Times New Roman" w:eastAsia="@WipoUni" w:hAnsi="Times New Roman"/>
-        </w:rPr>
-      </w:pPr>
-    </w:p>
-    <w:p>
-      <w:pPr>
-        <w:widowControl/>
-        <w:jc w:val="both"/>
-        <w:rPr>
-          <w:rFonts w:ascii="Times New Roman" w:eastAsia="@WipoUni" w:hAnsi="Times New Roman"/>
-        </w:rPr>
-      </w:pPr>
-    </w:p>
-    <w:p>
-      <w:r>
-        <w:rPr>
-          <w:rFonts w:ascii="Times New Roman" w:eastAsia="@WipoUni" w:hAnsi="Times New Roman"/>
-        </w:rPr>
-        <w:t>Dated: __________________________</w:t>
-      </w:r>
-    </w:p>
+          <w:u w:val="single"/>
+        </w:rPr>
+        <w:t xml:space="preserve"> WOESSNER, P.A.</w:t>
+      </w:r>
+      <w:r>
+        <w:tab/>
+        <w:t>By: _____________________________________</w:t>
+      </w:r>
+    </w:p>
+    <w:p>
+      <w:pPr>
+        <w:tabs>
+          <w:tab w:val="left" w:pos="6480"/>
+          <w:tab w:val="left" w:pos="10080"/>
+        </w:tabs>
+        <w:rPr>
+          <w:sz w:val="20"/>
+          <w:u w:val="single"/>
+        </w:rPr>
+      </w:pPr>
+      <w:r>
+        <w:t>Customer No.: 21186</w:t>
+      </w:r>
+      <w:r>
+        <w:rPr>
+          <w:sz w:val="20"/>
+        </w:rPr>
+        <w:tab/>
+      </w:r>
+      <w:r>
+        <w:t>Adam Littman</w:t>
+      </w:r>
+    </w:p>
+    <w:p>
+      <w:pPr>
+        <w:tabs>
+          <w:tab w:val="left" w:pos="6480"/>
+          <w:tab w:val="left" w:pos="10080"/>
+        </w:tabs>
+        <w:rPr>
+          <w:sz w:val="20"/>
+          <w:u w:val="single"/>
+        </w:rPr>
+      </w:pPr>
+      <w:r>
+        <w:rPr>
+          <w:sz w:val="20"/>
+        </w:rPr>
+        <w:tab/>
+      </w:r>
+      <w:r>
+        <w:t xml:space="preserve">Reg. No. </w:t>
+      </w:r>
+      <w:r/>
+      <w:r>
+        <w:br w:type="page"/>
+      </w:r>
+    </w:p>
+    <w:tbl>
+      <w:tblPr>
+        <w:tblStyle w:val="TableGrid"/>
+        <w:tblW w:w="9288" w:type="dxa"/>
+        <w:tblInd w:w="540" w:type="dxa"/>
+        <w:tblLook w:val="04A0" w:firstRow="1" w:lastRow="0" w:firstColumn="1" w:lastColumn="0" w:noHBand="0" w:noVBand="1"/>
+      </w:tblPr>
+      <w:tblGrid>
+        <w:gridCol w:w="828"/>
+        <w:gridCol w:w="1080"/>
+        <w:gridCol w:w="900"/>
+        <w:gridCol w:w="180"/>
+        <w:gridCol w:w="1620"/>
+        <w:gridCol w:w="540"/>
+        <w:gridCol w:w="1800"/>
+        <w:gridCol w:w="2340"/>
+      </w:tblGrid>
+      <w:tr>
+        <w:tc>
+          <w:tcPr>
+            <w:tcW w:w="4608" w:type="dxa"/>
+            <w:gridSpan w:val="5"/>
+            <w:tcBorders>
+              <w:top w:val="nil"/>
+              <w:left w:val="nil"/>
+              <w:bottom w:val="nil"/>
+              <w:right w:val="nil"/>
+            </w:tcBorders>
+          </w:tcPr>
+          <w:p>
+            <w:pPr>
+              <w:rPr>
+                <w:bCs/>
+                <w:color w:val="000000"/>
+                <w:sz w:val="20"/>
+                <w:szCs w:val="20"/>
+              </w:rPr>
+            </w:pPr>
+            <w:r>
+              <w:rPr>
+                <w:bCs/>
+                <w:color w:val="000000"/>
+                <w:sz w:val="20"/>
+                <w:szCs w:val="20"/>
+              </w:rPr>
+              <w:lastRenderedPageBreak/>
+              <w:t>Doc code: PA..</w:t>
+            </w:r>
+          </w:p>
+        </w:tc>
+        <w:tc>
+          <w:tcPr>
+            <w:tcW w:w="4680" w:type="dxa"/>
+            <w:gridSpan w:val="3"/>
+            <w:tcBorders>
+              <w:top w:val="nil"/>
+              <w:left w:val="nil"/>
+              <w:bottom w:val="nil"/>
+              <w:right w:val="nil"/>
+            </w:tcBorders>
+          </w:tcPr>
+          <w:p>
+            <w:pPr>
+              <w:jc w:val="right"/>
+              <w:rPr>
+                <w:bCs/>
+                <w:color w:val="000000"/>
+                <w:sz w:val="14"/>
+                <w:szCs w:val="14"/>
+              </w:rPr>
+            </w:pPr>
+            <w:r>
+              <w:rPr>
+                <w:bCs/>
+                <w:color w:val="000000"/>
+                <w:sz w:val="14"/>
+                <w:szCs w:val="14"/>
+              </w:rPr>
+              <w:t>PTO/AIA/82A (07-13)</w:t>
+            </w:r>
+          </w:p>
+        </w:tc>
+      </w:tr>
+      <w:tr>
+        <w:tc>
+          <w:tcPr>
+            <w:tcW w:w="4608" w:type="dxa"/>
+            <w:gridSpan w:val="5"/>
+            <w:tcBorders>
+              <w:top w:val="nil"/>
+              <w:left w:val="nil"/>
+              <w:bottom w:val="nil"/>
+              <w:right w:val="nil"/>
+            </w:tcBorders>
+          </w:tcPr>
+          <w:p>
+            <w:pPr>
+              <w:rPr>
+                <w:bCs/>
+                <w:color w:val="000000"/>
+                <w:sz w:val="20"/>
+                <w:szCs w:val="20"/>
+              </w:rPr>
+            </w:pPr>
+            <w:r>
+              <w:rPr>
+                <w:bCs/>
+                <w:color w:val="000000"/>
+                <w:sz w:val="20"/>
+                <w:szCs w:val="20"/>
+              </w:rPr>
+              <w:t>Document Description: Power of Attorney</w:t>
+            </w:r>
+          </w:p>
+        </w:tc>
+        <w:tc>
+          <w:tcPr>
+            <w:tcW w:w="4680" w:type="dxa"/>
+            <w:gridSpan w:val="3"/>
+            <w:tcBorders>
+              <w:top w:val="nil"/>
+              <w:left w:val="nil"/>
+              <w:bottom w:val="nil"/>
+              <w:right w:val="nil"/>
+            </w:tcBorders>
+          </w:tcPr>
+          <w:p>
+            <w:pPr>
+              <w:jc w:val="right"/>
+              <w:rPr>
+                <w:bCs/>
+                <w:color w:val="000000"/>
+                <w:sz w:val="14"/>
+                <w:szCs w:val="14"/>
+              </w:rPr>
+            </w:pPr>
+            <w:r>
+              <w:rPr>
+                <w:bCs/>
+                <w:color w:val="000000"/>
+                <w:sz w:val="14"/>
+                <w:szCs w:val="14"/>
+              </w:rPr>
+              <w:t xml:space="preserve">Approved for use through </w:t>
+            </w:r>
+            <w:r>
+              <w:rPr>
+                <w:bCs/>
+                <w:color w:val="000000"/>
+                <w:sz w:val="14"/>
+                <w:szCs w:val="14"/>
+              </w:rPr>
+              <w:t>03/31/2021</w:t>
+            </w:r>
+            <w:r>
+              <w:rPr>
+                <w:bCs/>
+                <w:color w:val="000000"/>
+                <w:sz w:val="14"/>
+                <w:szCs w:val="14"/>
+              </w:rPr>
+              <w:t>. OMB 0651-0051</w:t>
+            </w:r>
+          </w:p>
+        </w:tc>
+      </w:tr>
+      <w:tr>
+        <w:tc>
+          <w:tcPr>
+            <w:tcW w:w="9288" w:type="dxa"/>
+            <w:gridSpan w:val="8"/>
+            <w:tcBorders>
+              <w:top w:val="nil"/>
+              <w:left w:val="nil"/>
+              <w:bottom w:val="single" w:sz="4" w:space="0" w:color="auto"/>
+              <w:right w:val="nil"/>
+            </w:tcBorders>
+          </w:tcPr>
+          <w:p>
+            <w:pPr>
+              <w:jc w:val="right"/>
+              <w:rPr>
+                <w:bCs/>
+                <w:color w:val="000000"/>
+                <w:sz w:val="14"/>
+                <w:szCs w:val="14"/>
+              </w:rPr>
+            </w:pPr>
+            <w:r>
+              <w:rPr>
+                <w:bCs/>
+                <w:color w:val="000000"/>
+                <w:sz w:val="14"/>
+                <w:szCs w:val="14"/>
+              </w:rPr>
+              <w:t xml:space="preserve">U.S. Patent and Trademark Office; U.S. DEPARTMENT OF COMMERCE </w:t>
+            </w:r>
+          </w:p>
+          <w:p>
+            <w:pPr>
+              <w:jc w:val="right"/>
+              <w:rPr>
+                <w:bCs/>
+                <w:color w:val="000000"/>
+                <w:sz w:val="14"/>
+                <w:szCs w:val="14"/>
+              </w:rPr>
+            </w:pPr>
+            <w:r>
+              <w:rPr>
+                <w:bCs/>
+                <w:color w:val="000000"/>
+                <w:sz w:val="14"/>
+                <w:szCs w:val="14"/>
+              </w:rPr>
+              <w:t>Under the Paperwork Reduction Act of 1995, no persons are required to respond to a collection of information unless it displays a valid OMB control number.</w:t>
+            </w:r>
+          </w:p>
+        </w:tc>
+      </w:tr>
+      <w:tr>
+        <w:tc>
+          <w:tcPr>
+            <w:tcW w:w="9288" w:type="dxa"/>
+            <w:gridSpan w:val="8"/>
+            <w:tcBorders>
+              <w:top w:val="single" w:sz="4" w:space="0" w:color="auto"/>
+            </w:tcBorders>
+          </w:tcPr>
+          <w:p>
+            <w:pPr>
+              <w:jc w:val="center"/>
+              <w:rPr>
+                <w:sz w:val="18"/>
+                <w:szCs w:val="18"/>
+              </w:rPr>
+            </w:pPr>
+            <w:r>
+              <w:rPr>
+                <w:b/>
+                <w:bCs/>
+                <w:color w:val="000000"/>
+                <w:sz w:val="32"/>
+                <w:szCs w:val="32"/>
+              </w:rPr>
+              <w:t>TRANSMITTAL FOR POWER OF ATTORNEY TO ONE OR MORE REGISTERED PRACTITIONERS</w:t>
+            </w:r>
+          </w:p>
+        </w:tc>
+      </w:tr>
+      <w:tr>
+        <w:trPr>
+          <w:trHeight w:val="1160"/>
+        </w:trPr>
+        <w:tc>
+          <w:tcPr>
+            <w:tcW w:w="9288" w:type="dxa"/>
+            <w:gridSpan w:val="8"/>
+          </w:tcPr>
+          <w:p>
+            <w:r>
+              <w:rPr>
+                <w:sz w:val="18"/>
+                <w:szCs w:val="18"/>
+              </w:rPr>
+              <w:t>NOTE: This form is to be submitted with the Power of Attorney by Applicant form (PTO/AIA/82B) to identify the application to which the Power of Attorney is directed, in accordance with 37 CFR 1.5, unless the application number and filing date are identified in the Power of Attorney by Applicant form. If neither form PTO/AIA/82A nor form PTO/AIA82B identifies the application to which the Power of Attorney is directed, the Power of Attorney will not be recognized in the application.</w:t>
+            </w:r>
+          </w:p>
+        </w:tc>
+      </w:tr>
+      <w:tr>
+        <w:trPr>
+          <w:trHeight w:val="440"/>
+        </w:trPr>
+        <w:tc>
+          <w:tcPr>
+            <w:tcW w:w="2988" w:type="dxa"/>
+            <w:gridSpan w:val="4"/>
+          </w:tcPr>
+          <w:p>
+            <w:r>
+              <w:t>Application Number</w:t>
+            </w:r>
+          </w:p>
+        </w:tc>
+        <w:tc>
+          <w:tcPr>
+            <w:tcW w:w="6300" w:type="dxa"/>
+            <w:gridSpan w:val="4"/>
+          </w:tcPr>
+          <w:p>
+            <w:r>
+              <w:t>12/356,986</w:t>
+            </w:r>
+          </w:p>
+        </w:tc>
+      </w:tr>
+      <w:tr>
+        <w:trPr>
+          <w:trHeight w:val="440"/>
+        </w:trPr>
+        <w:tc>
+          <w:tcPr>
+            <w:tcW w:w="2988" w:type="dxa"/>
+            <w:gridSpan w:val="4"/>
+          </w:tcPr>
+          <w:p>
+            <w:r>
+              <w:t>Filing Date</w:t>
+            </w:r>
+          </w:p>
+        </w:tc>
+        <w:tc>
+          <w:tcPr>
+            <w:tcW w:w="6300" w:type="dxa"/>
+            <w:gridSpan w:val="4"/>
+          </w:tcPr>
+          <w:p>
+            <w:r>
+              <w:t>August 21, 2023</w:t>
+            </w:r>
+          </w:p>
+        </w:tc>
+      </w:tr>
+      <w:tr>
+        <w:trPr>
+          <w:trHeight w:val="440"/>
+        </w:trPr>
+        <w:tc>
+          <w:tcPr>
+            <w:tcW w:w="2988" w:type="dxa"/>
+            <w:gridSpan w:val="4"/>
+          </w:tcPr>
+          <w:p>
+            <w:r>
+              <w:t>First Named Inventor</w:t>
+            </w:r>
+          </w:p>
+        </w:tc>
+        <w:tc>
+          <w:tcPr>
+            <w:tcW w:w="6300" w:type="dxa"/>
+            <w:gridSpan w:val="4"/>
+          </w:tcPr>
+          <w:p>
+            <w:r>
+              <w:t>Wiley E. Coyote</w:t>
+            </w:r>
+          </w:p>
+        </w:tc>
+      </w:tr>
+      <w:tr>
+        <w:trPr>
+          <w:trHeight w:val="440"/>
+        </w:trPr>
+        <w:tc>
+          <w:tcPr>
+            <w:tcW w:w="2988" w:type="dxa"/>
+            <w:gridSpan w:val="4"/>
+          </w:tcPr>
+          <w:p>
+            <w:r>
+              <w:t>Title</w:t>
+            </w:r>
+          </w:p>
+        </w:tc>
+        <w:tc>
+          <w:tcPr>
+            <w:tcW w:w="6300" w:type="dxa"/>
+            <w:gridSpan w:val="4"/>
+          </w:tcPr>
+          <w:p>
+            <w:r>
+              <w:t>Method and apparatus for making a title for a matter 1000</w:t>
+            </w:r>
+          </w:p>
+        </w:tc>
+      </w:tr>
+      <w:tr>
+        <w:trPr>
+          <w:trHeight w:val="440"/>
+        </w:trPr>
+        <w:tc>
+          <w:tcPr>
+            <w:tcW w:w="2988" w:type="dxa"/>
+            <w:gridSpan w:val="4"/>
+          </w:tcPr>
+          <w:p>
+            <w:r>
+              <w:t>Art Unit</w:t>
+            </w:r>
+          </w:p>
+        </w:tc>
+        <w:tc>
+          <w:tcPr>
+            <w:tcW w:w="6300" w:type="dxa"/>
+            <w:gridSpan w:val="4"/>
+          </w:tcPr>
+          <w:p>
+            <w:r>
+              <w:t>Unknown</w:t>
+            </w:r>
+          </w:p>
+        </w:tc>
+      </w:tr>
+      <w:tr>
+        <w:trPr>
+          <w:trHeight w:val="440"/>
+        </w:trPr>
+        <w:tc>
+          <w:tcPr>
+            <w:tcW w:w="2988" w:type="dxa"/>
+            <w:gridSpan w:val="4"/>
+          </w:tcPr>
+          <w:p>
+            <w:r>
+              <w:t>Examiner Name</w:t>
+            </w:r>
+          </w:p>
+        </w:tc>
+        <w:tc>
+          <w:tcPr>
+            <w:tcW w:w="6300" w:type="dxa"/>
+            <w:gridSpan w:val="4"/>
+          </w:tcPr>
+          <w:p>
+            <w:r>
+              <w:t>Unknown</w:t>
+            </w:r>
+          </w:p>
+        </w:tc>
+      </w:tr>
+      <w:tr>
+        <w:trPr>
+          <w:trHeight w:val="440"/>
+        </w:trPr>
+        <w:tc>
+          <w:tcPr>
+            <w:tcW w:w="2988" w:type="dxa"/>
+            <w:gridSpan w:val="4"/>
+          </w:tcPr>
+          <w:p>
+            <w:r>
+              <w:t>Attorney Docket Number</w:t>
+            </w:r>
+          </w:p>
+        </w:tc>
+        <w:tc>
+          <w:tcPr>
+            <w:tcW w:w="6300" w:type="dxa"/>
+            <w:gridSpan w:val="4"/>
+          </w:tcPr>
+          <w:p>
+            <w:r>
+              <w:t>1.003US1</w:t>
+            </w:r>
+          </w:p>
+        </w:tc>
+      </w:tr>
+      <w:tr>
+        <w:trPr>
+          <w:trHeight w:val="350"/>
+        </w:trPr>
+        <w:tc>
+          <w:tcPr>
+            <w:tcW w:w="9288" w:type="dxa"/>
+            <w:gridSpan w:val="8"/>
+          </w:tcPr>
+          <w:p>
+            <w:pPr>
+              <w:rPr>
+                <w:b/>
+              </w:rPr>
+            </w:pPr>
+            <w:r>
+              <w:rPr>
+                <w:b/>
+              </w:rPr>
+              <w:t xml:space="preserve">             </w:t>
+            </w:r>
+            <w:r>
+              <w:rPr>
+                <w:b/>
+              </w:rPr>
+              <w:t>SIGNATURE of Applicant or Patent Practitioner</w:t>
+            </w:r>
+          </w:p>
+        </w:tc>
+      </w:tr>
+      <w:tr>
+        <w:trPr>
+          <w:trHeight w:val="440"/>
+        </w:trPr>
+        <w:tc>
+          <w:tcPr>
+            <w:tcW w:w="1908" w:type="dxa"/>
+            <w:gridSpan w:val="2"/>
+          </w:tcPr>
+          <w:p>
+            <w:pPr>
+              <w:rPr>
+                <w:sz w:val="20"/>
+                <w:szCs w:val="20"/>
+              </w:rPr>
+            </w:pPr>
+            <w:r>
+              <w:rPr>
+                <w:sz w:val="20"/>
+                <w:szCs w:val="20"/>
+              </w:rPr>
+              <w:t>Signature</w:t>
+            </w:r>
+          </w:p>
+        </w:tc>
+        <w:tc>
+          <w:tcPr>
+            <w:tcW w:w="3240" w:type="dxa"/>
+            <w:gridSpan w:val="4"/>
+          </w:tcPr>
+          <w:p>
+            <w:pPr>
+              <w:rPr>
+                <w:sz w:val="22"/>
+                <w:szCs w:val="22"/>
+              </w:rPr>
+            </w:pPr>
+            <w:r>
+              <w:rPr>
+                <w:sz w:val="22"/>
+                <w:szCs w:val="22"/>
+              </w:rPr>
+              <w:t>/ {{Sig_es_:signer1:signature}} /</w:t>
+            </w:r>
+          </w:p>
+        </w:tc>
+        <w:tc>
+          <w:tcPr>
+            <w:tcW w:w="1800" w:type="dxa"/>
+          </w:tcPr>
+          <w:p>
+            <w:pPr>
+              <w:rPr>
+                <w:sz w:val="20"/>
+                <w:szCs w:val="20"/>
+              </w:rPr>
+            </w:pPr>
+            <w:r>
+              <w:rPr>
+                <w:sz w:val="20"/>
+                <w:szCs w:val="20"/>
+              </w:rPr>
+              <w:t>Date (Optional)</w:t>
+            </w:r>
+          </w:p>
+        </w:tc>
+        <w:tc>
+          <w:tcPr>
+            <w:tcW w:w="2340" w:type="dxa"/>
+          </w:tcPr>
+          <w:p>
+            <w:r>
+              <w:t>{{Dte_es_:signer1:date}}</w:t>
+            </w:r>
+          </w:p>
+        </w:tc>
+      </w:tr>
+      <w:tr>
+        <w:tc>
+          <w:tcPr>
+            <w:tcW w:w="1908" w:type="dxa"/>
+            <w:gridSpan w:val="2"/>
+          </w:tcPr>
+          <w:p>
+            <w:pPr>
+              <w:rPr>
+                <w:sz w:val="20"/>
+                <w:szCs w:val="20"/>
+              </w:rPr>
+            </w:pPr>
+            <w:r>
+              <w:rPr>
+                <w:sz w:val="20"/>
+                <w:szCs w:val="20"/>
+              </w:rPr>
+              <w:t>Name</w:t>
+            </w:r>
+          </w:p>
+        </w:tc>
+        <w:tc>
+          <w:tcPr>
+            <w:tcW w:w="3240" w:type="dxa"/>
+            <w:gridSpan w:val="4"/>
+          </w:tcPr>
+          <w:p>
+            <w:r>
+              <w:t>Adam Littman</w:t>
+            </w:r>
+          </w:p>
+        </w:tc>
+        <w:tc>
+          <w:tcPr>
+            <w:tcW w:w="1800" w:type="dxa"/>
+          </w:tcPr>
+          <w:p>
+            <w:pPr>
+              <w:rPr>
+                <w:sz w:val="20"/>
+                <w:szCs w:val="20"/>
+              </w:rPr>
+            </w:pPr>
+            <w:r>
+              <w:rPr>
+                <w:sz w:val="20"/>
+                <w:szCs w:val="20"/>
+              </w:rPr>
+              <w:t>Registration Number</w:t>
+            </w:r>
+          </w:p>
+        </w:tc>
+        <w:tc>
+          <w:tcPr>
+            <w:tcW w:w="2340" w:type="dxa"/>
+          </w:tcPr>
+          <w:p>
+            <w:r/>
+          </w:p>
+        </w:tc>
+      </w:tr>
+      <w:tr>
+        <w:tc>
+          <w:tcPr>
+            <w:tcW w:w="1908" w:type="dxa"/>
+            <w:gridSpan w:val="2"/>
+          </w:tcPr>
+          <w:p>
+            <w:pPr>
+              <w:rPr>
+                <w:sz w:val="20"/>
+                <w:szCs w:val="20"/>
+              </w:rPr>
+            </w:pPr>
+            <w:r>
+              <w:rPr>
+                <w:sz w:val="20"/>
+                <w:szCs w:val="20"/>
+              </w:rPr>
+              <w:t>Title (if Applicant is a juristic entity)</w:t>
+            </w:r>
+          </w:p>
+        </w:tc>
+        <w:tc>
+          <w:tcPr>
+            <w:tcW w:w="7380" w:type="dxa"/>
+            <w:gridSpan w:val="6"/>
+          </w:tcPr>
+          <w:p/>
+        </w:tc>
+      </w:tr>
+      <w:tr>
+        <w:tc>
+          <w:tcPr>
+            <w:tcW w:w="2808" w:type="dxa"/>
+            <w:gridSpan w:val="3"/>
+          </w:tcPr>
+          <w:p>
+            <w:pPr>
+              <w:rPr>
+                <w:sz w:val="20"/>
+                <w:szCs w:val="20"/>
+              </w:rPr>
+            </w:pPr>
+            <w:r>
+              <w:rPr>
+                <w:sz w:val="20"/>
+                <w:szCs w:val="20"/>
+              </w:rPr>
+              <w:t>Applicant Name (if Applicant is a juristic entity)</w:t>
+            </w:r>
+          </w:p>
+        </w:tc>
+        <w:tc>
+          <w:tcPr>
+            <w:tcW w:w="6480" w:type="dxa"/>
+            <w:gridSpan w:val="5"/>
+          </w:tcPr>
+          <w:p/>
+        </w:tc>
+      </w:tr>
+      <w:tr>
+        <w:tc>
+          <w:tcPr>
+            <w:tcW w:w="9288" w:type="dxa"/>
+            <w:gridSpan w:val="8"/>
+          </w:tcPr>
+          <w:p>
+            <w:pPr>
+              <w:rPr>
+                <w:sz w:val="20"/>
+                <w:szCs w:val="20"/>
+              </w:rPr>
+            </w:pPr>
+            <w:r>
+              <w:rPr>
+                <w:sz w:val="20"/>
+                <w:szCs w:val="20"/>
+              </w:rPr>
+              <w:t>NOTE: This form must be signed in accordance with 37 CFR 1.33. See 37 CFR 1.4(d) for signature requirements and certifications. If more than one applicant, use multiple forms.</w:t>
+            </w:r>
+          </w:p>
+        </w:tc>
+      </w:tr>
+      <w:tr>
+        <w:trPr>
+          <w:trHeight w:val="368"/>
+        </w:trPr>
+        <w:tc>
+          <w:tcPr>
+            <w:tcW w:w="828" w:type="dxa"/>
+            <w:tcBorders>
+              <w:bottom w:val="single" w:sz="4" w:space="0" w:color="auto"/>
+            </w:tcBorders>
+          </w:tcPr>
+          <w:p>
+            <w:r>
+              <w:t xml:space="preserve">   </w:t>
+            </w:r>
+            <w:sdt>
+              <w:sdtPr>
+                <w:id w:val="2085884001"/>
+                <w14:checkbox>
+                  <w14:checked w14:val="1"/>
+                  <w14:checkedState w14:val="2612" w14:font="MS Gothic"/>
+                  <w14:uncheckedState w14:val="2610" w14:font="MS Gothic"/>
+                </w14:checkbox>
+              </w:sdtPr>
+              <w:sdtContent>
+                <w:r>
+                  <w:rPr>
+                    <w:rFonts w:ascii="MS Gothic" w:eastAsia="MS Gothic" w:hAnsi="MS Gothic" w:hint="eastAsia"/>
+                  </w:rPr>
+                  <w:t>☒</w:t>
+                </w:r>
+              </w:sdtContent>
+            </w:sdt>
+            <w:r>
+              <w:t xml:space="preserve">  </w:t>
+            </w:r>
+          </w:p>
+        </w:tc>
+        <w:tc>
+          <w:tcPr>
+            <w:tcW w:w="8460" w:type="dxa"/>
+            <w:gridSpan w:val="7"/>
+            <w:tcBorders>
+              <w:bottom w:val="single" w:sz="4" w:space="0" w:color="auto"/>
+            </w:tcBorders>
+          </w:tcPr>
+          <w:p>
+            <w:pPr>
+              <w:rPr>
+                <w:sz w:val="20"/>
+                <w:szCs w:val="20"/>
+              </w:rPr>
+            </w:pPr>
+            <w:r>
+              <w:rPr>
+                <w:sz w:val="20"/>
+                <w:szCs w:val="20"/>
+              </w:rPr>
+              <w:t>*Total of ______</w:t>
+            </w:r>
+            <w:r>
+              <w:rPr>
+                <w:sz w:val="20"/>
+                <w:szCs w:val="20"/>
+                <w:u w:val="single"/>
+              </w:rPr>
+              <w:t>1</w:t>
+            </w:r>
+            <w:r>
+              <w:rPr>
+                <w:sz w:val="20"/>
+                <w:szCs w:val="20"/>
+              </w:rPr>
+              <w:t>_____ forms are submitted.</w:t>
+            </w:r>
+          </w:p>
+        </w:tc>
+      </w:tr>
+      <w:tr>
+        <w:tc>
+          <w:tcPr>
+            <w:tcW w:w="9288" w:type="dxa"/>
+            <w:gridSpan w:val="8"/>
+            <w:tcBorders>
+              <w:left w:val="nil"/>
+              <w:bottom w:val="nil"/>
+              <w:right w:val="nil"/>
+            </w:tcBorders>
+          </w:tcPr>
+          <w:p>
+            <w:pPr>
+              <w:rPr>
+                <w:sz w:val="16"/>
+                <w:szCs w:val="16"/>
+              </w:rPr>
+            </w:pPr>
+          </w:p>
+          <w:p>
+            <w:pPr>
+              <w:rPr>
+                <w:b/>
+                <w:sz w:val="16"/>
+                <w:szCs w:val="16"/>
+              </w:rPr>
+            </w:pPr>
+            <w:r>
+              <w:rPr>
+                <w:sz w:val="16"/>
+                <w:szCs w:val="16"/>
+              </w:rPr>
+              <w:t xml:space="preserve">This collection of information is required by 37 CFR 1.131, 1.32, and 1.33. The information is required to obtain or retain a benefit by the public which is to file (and by the USPTO to process) an application. Confidentiality is governed by 35 U.S.C. 122 and 37 CFR 1.11 and 1.14. This collection is estimated to take 3 minutes to complete, including gathering, preparing, and submitting the completed application form to the USPTO. Time will vary depending upon the individual case. Any comments on the amount of time you require to complete this form and/or suggestions for reducing this burden, should be sent to the Chief Information Officer, U.S. Patent and Trademark Office, U.S. Department of Commerce, P.O. Box 1450, Alexandria, VA 22313-1450. DO NOT SEND FEES OR COMPLETED FORMS TO THIS ADDRESS. </w:t>
+            </w:r>
+            <w:r>
+              <w:rPr>
+                <w:b/>
+                <w:sz w:val="16"/>
+                <w:szCs w:val="16"/>
+              </w:rPr>
+              <w:t>SEND TO: Commissioner for Patents, P.O. Box 1450, Alexandria, VA 22313-1450.</w:t>
+            </w:r>
+          </w:p>
+          <w:p>
+            <w:pPr>
+              <w:rPr>
+                <w:sz w:val="16"/>
+                <w:szCs w:val="16"/>
+              </w:rPr>
+            </w:pPr>
+          </w:p>
+        </w:tc>
+      </w:tr>
+      <w:tr>
+        <w:tc>
+          <w:tcPr>
+            <w:tcW w:w="9288" w:type="dxa"/>
+            <w:gridSpan w:val="8"/>
+            <w:tcBorders>
+              <w:top w:val="nil"/>
+              <w:left w:val="nil"/>
+              <w:bottom w:val="nil"/>
+              <w:right w:val="nil"/>
+            </w:tcBorders>
+            <w:vAlign w:val="center"/>
+          </w:tcPr>
+          <w:p>
+            <w:pPr>
+              <w:jc w:val="center"/>
+              <w:rPr>
+                <w:i/>
+                <w:sz w:val="16"/>
+                <w:szCs w:val="16"/>
+              </w:rPr>
+            </w:pPr>
+            <w:r>
+              <w:rPr>
+                <w:i/>
+                <w:sz w:val="16"/>
+                <w:szCs w:val="16"/>
+              </w:rPr>
+              <w:t>If you need assistance in completing the form, call 1-800-PTO-9199 and select option 2.</w:t>
+            </w:r>
+          </w:p>
+        </w:tc>
+      </w:tr>
+    </w:tbl>
+    <w:p/>
+    <w:p/>
     <w:sectPr>
       <w:headerReference w:type="default" r:id="rId6"/>
       <w:footerReference w:type="default" r:id="rId7"/>
-      <w:pgSz w:w="12240" w:h="15840"/>
-      <w:pgMar w:top="1440" w:right="1440" w:bottom="1440" w:left="1440" w:header="720" w:footer="720" w:gutter="0"/>
+      <w:pgSz w:w="12240" w:h="15840" w:code="1"/>
+      <w:pgMar w:top="720" w:right="720" w:bottom="432" w:left="720" w:header="0" w:footer="0" w:gutter="0"/>
       <w:cols w:space="720"/>
       <w:docGrid w:linePitch="360"/>
     </w:sectPr>
@@ -577,11 +1781,9 @@
     <w:rPrDefault>
       <w:rPr>
         <w:rFonts w:asciiTheme="minorHAnsi" w:eastAsiaTheme="minorHAnsi" w:hAnsiTheme="minorHAnsi" w:cstheme="minorBidi"/>
-        <w:kern w:val="2"/>
         <w:sz w:val="22"/>
         <w:szCs w:val="22"/>
         <w:lang w:val="en-US" w:eastAsia="en-US" w:bidi="ar-SA"/>
-        <w14:ligatures w14:val="standardContextual"/>
       </w:rPr>
     </w:rPrDefault>
     <w:pPrDefault>
@@ -598,7 +1800,7 @@
     <w:lsdException w:name="heading 4" w:semiHidden="1" w:uiPriority="9" w:unhideWhenUsed="1" w:qFormat="1"/>
     <w:lsdException w:name="heading 5" w:semiHidden="1" w:uiPriority="9" w:unhideWhenUsed="1" w:qFormat="1"/>
     <w:lsdException w:name="heading 6" w:semiHidden="1" w:uiPriority="9" w:unhideWhenUsed="1" w:qFormat="1"/>
-    <w:lsdException w:name="heading 7" w:semiHidden="1" w:uiPriority="9" w:unhideWhenUsed="1" w:qFormat="1"/>
+    <w:lsdException w:name="heading 7" w:semiHidden="1" w:uiPriority="0" w:unhideWhenUsed="1" w:qFormat="1"/>
     <w:lsdException w:name="heading 8" w:semiHidden="1" w:uiPriority="9" w:unhideWhenUsed="1" w:qFormat="1"/>
     <w:lsdException w:name="heading 9" w:semiHidden="1" w:uiPriority="9" w:unhideWhenUsed="1" w:qFormat="1"/>
     <w:lsdException w:name="index 1" w:semiHidden="1" w:unhideWhenUsed="1"/>
@@ -628,7 +1830,7 @@
     <w:lsdException w:name="caption" w:semiHidden="1" w:uiPriority="35" w:unhideWhenUsed="1" w:qFormat="1"/>
     <w:lsdException w:name="table of figures" w:semiHidden="1" w:unhideWhenUsed="1"/>
     <w:lsdException w:name="envelope address" w:semiHidden="1" w:unhideWhenUsed="1"/>
-    <w:lsdException w:name="envelope return" w:semiHidden="1" w:unhideWhenUsed="1"/>
+    <w:lsdException w:name="envelope return" w:semiHidden="1" w:uiPriority="0" w:unhideWhenUsed="1"/>
     <w:lsdException w:name="footnote reference" w:semiHidden="1" w:unhideWhenUsed="1"/>
     <w:lsdException w:name="annotation reference" w:semiHidden="1" w:unhideWhenUsed="1"/>
     <w:lsdException w:name="line number" w:semiHidden="1" w:unhideWhenUsed="1"/>
@@ -675,7 +1877,7 @@
     <w:lsdException w:name="Body Text 3" w:semiHidden="1" w:unhideWhenUsed="1"/>
     <w:lsdException w:name="Body Text Indent 2" w:semiHidden="1" w:unhideWhenUsed="1"/>
     <w:lsdException w:name="Body Text Indent 3" w:semiHidden="1" w:unhideWhenUsed="1"/>
-    <w:lsdException w:name="Block Text" w:semiHidden="1" w:unhideWhenUsed="1"/>
+    <w:lsdException w:name="Block Text" w:semiHidden="1" w:uiPriority="0" w:unhideWhenUsed="1"/>
     <w:lsdException w:name="Hyperlink" w:semiHidden="1" w:unhideWhenUsed="1"/>
     <w:lsdException w:name="FollowedHyperlink" w:semiHidden="1" w:unhideWhenUsed="1"/>
     <w:lsdException w:name="Strong" w:uiPriority="22" w:qFormat="1"/>
@@ -745,7 +1947,7 @@
     <w:lsdException w:name="Table Web 2" w:semiHidden="1" w:unhideWhenUsed="1"/>
     <w:lsdException w:name="Table Web 3" w:semiHidden="1" w:unhideWhenUsed="1"/>
     <w:lsdException w:name="Balloon Text" w:semiHidden="1" w:unhideWhenUsed="1"/>
-    <w:lsdException w:name="Table Grid" w:uiPriority="39"/>
+    <w:lsdException w:name="Table Grid" w:uiPriority="0"/>
     <w:lsdException w:name="Table Theme" w:semiHidden="1" w:unhideWhenUsed="1"/>
     <w:lsdException w:name="Placeholder Text" w:semiHidden="1"/>
     <w:lsdException w:name="No Spacing" w:uiPriority="1" w:qFormat="1"/>
@@ -971,20 +2173,32 @@
   <w:style w:type="paragraph" w:default="1" w:styleId="Normal">
     <w:name w:val="Normal"/>
     <w:qFormat/>
-    <w:rsid w:val="001B5C8B"/>
+    <w:rsid w:val="00075194"/>
     <w:pPr>
-      <w:widowControl w:val="0"/>
-      <w:autoSpaceDE w:val="0"/>
-      <w:autoSpaceDN w:val="0"/>
-      <w:adjustRightInd w:val="0"/>
       <w:spacing w:after="0" w:line="240" w:lineRule="auto"/>
     </w:pPr>
     <w:rPr>
-      <w:rFonts w:ascii="Courier" w:eastAsia="Times New Roman" w:hAnsi="Courier" w:cs="Times New Roman"/>
-      <w:kern w:val="0"/>
+      <w:rFonts w:ascii="Times New Roman" w:eastAsia="Times New Roman" w:hAnsi="Times New Roman" w:cs="Times New Roman"/>
       <w:sz w:val="24"/>
       <w:szCs w:val="24"/>
-      <w14:ligatures w14:val="none"/>
+    </w:rPr>
+  </w:style>
+  <w:style w:type="paragraph" w:styleId="Heading7">
+    <w:name w:val="heading 7"/>
+    <w:basedOn w:val="Normal"/>
+    <w:next w:val="Normal"/>
+    <w:link w:val="Heading7Char"/>
+    <w:qFormat/>
+    <w:rsid w:val="00075194"/>
+    <w:pPr>
+      <w:keepNext/>
+      <w:jc w:val="center"/>
+      <w:outlineLvl w:val="6"/>
+    </w:pPr>
+    <w:rPr>
+      <w:b/>
+      <w:bCs/>
+      <w:sz w:val="16"/>
     </w:rPr>
   </w:style>
   <w:style w:type="character" w:default="1" w:styleId="DefaultParagraphFont">
@@ -1013,6 +2227,66 @@
     <w:uiPriority w:val="99"/>
     <w:semiHidden/>
     <w:unhideWhenUsed/>
+  </w:style>
+  <w:style w:type="character" w:customStyle="1" w:styleId="Heading7Char">
+    <w:name w:val="Heading 7 Char"/>
+    <w:basedOn w:val="DefaultParagraphFont"/>
+    <w:link w:val="Heading7"/>
+    <w:rsid w:val="00075194"/>
+    <w:rPr>
+      <w:rFonts w:ascii="Times New Roman" w:eastAsia="Times New Roman" w:hAnsi="Times New Roman" w:cs="Times New Roman"/>
+      <w:b/>
+      <w:bCs/>
+      <w:sz w:val="16"/>
+      <w:szCs w:val="24"/>
+    </w:rPr>
+  </w:style>
+  <w:style w:type="paragraph" w:styleId="BlockText">
+    <w:name w:val="Block Text"/>
+    <w:basedOn w:val="Normal"/>
+    <w:rsid w:val="00075194"/>
+    <w:pPr>
+      <w:ind w:left="-1080" w:right="180"/>
+      <w:jc w:val="both"/>
+    </w:pPr>
+    <w:rPr>
+      <w:b/>
+      <w:bCs/>
+      <w:sz w:val="20"/>
+    </w:rPr>
+  </w:style>
+  <w:style w:type="paragraph" w:styleId="EnvelopeReturn">
+    <w:name w:val="envelope return"/>
+    <w:basedOn w:val="Normal"/>
+    <w:rsid w:val="00075194"/>
+    <w:rPr>
+      <w:rFonts w:ascii="Arial" w:hAnsi="Arial" w:cs="Arial"/>
+      <w:sz w:val="20"/>
+      <w:szCs w:val="20"/>
+    </w:rPr>
+  </w:style>
+  <w:style w:type="table" w:styleId="TableGrid">
+    <w:name w:val="Table Grid"/>
+    <w:basedOn w:val="TableNormal"/>
+    <w:rsid w:val="00600CB9"/>
+    <w:pPr>
+      <w:spacing w:after="0" w:line="240" w:lineRule="auto"/>
+    </w:pPr>
+    <w:rPr>
+      <w:rFonts w:ascii="Times New Roman" w:eastAsia="Times New Roman" w:hAnsi="Times New Roman" w:cs="Times New Roman"/>
+      <w:sz w:val="24"/>
+      <w:szCs w:val="24"/>
+    </w:rPr>
+    <w:tblPr>
+      <w:tblBorders>
+        <w:top w:val="single" w:sz="4" w:space="0" w:color="auto"/>
+        <w:left w:val="single" w:sz="4" w:space="0" w:color="auto"/>
+        <w:bottom w:val="single" w:sz="4" w:space="0" w:color="auto"/>
+        <w:right w:val="single" w:sz="4" w:space="0" w:color="auto"/>
+        <w:insideH w:val="single" w:sz="4" w:space="0" w:color="auto"/>
+        <w:insideV w:val="single" w:sz="4" w:space="0" w:color="auto"/>
+      </w:tblBorders>
+    </w:tblPr>
   </w:style>
 </w:styles>
 </file>
